--- a/_notes/to_do_RC.docx
+++ b/_notes/to_do_RC.docx
@@ -22,6 +22,64 @@
           <w:numId w:val="1"/>
         </w:numPr>
       </w:pPr>
+      <w:r>
+        <w:t xml:space="preserve">In the R code, assume the working directory is the where the R function is. </w:t>
+      </w:r>
+    </w:p>
+    <w:p>
+      <w:pPr>
+        <w:pStyle w:val="ListParagraph"/>
+        <w:numPr>
+          <w:ilvl w:val="1"/>
+          <w:numId w:val="1"/>
+        </w:numPr>
+      </w:pPr>
+      <w:r>
+        <w:t xml:space="preserve">Try to end the code by </w:t>
+      </w:r>
+    </w:p>
+    <w:p>
+      <w:pPr>
+        <w:pStyle w:val="ListParagraph"/>
+        <w:numPr>
+          <w:ilvl w:val="2"/>
+          <w:numId w:val="1"/>
+        </w:numPr>
+      </w:pPr>
+      <w:proofErr w:type="spellStart"/>
+      <w:r>
+        <w:t>sessionInfo</w:t>
+      </w:r>
+      <w:proofErr w:type="spellEnd"/>
+      <w:r>
+        <w:t>()</w:t>
+      </w:r>
+      <w:r>
+        <w:t>;</w:t>
+      </w:r>
+      <w:r>
+        <w:t xml:space="preserve"> </w:t>
+      </w:r>
+      <w:r>
+        <w:t>q(save="no")</w:t>
+      </w:r>
+    </w:p>
+    <w:p>
+      <w:pPr>
+        <w:pStyle w:val="ListParagraph"/>
+        <w:numPr>
+          <w:ilvl w:val="1"/>
+          <w:numId w:val="1"/>
+        </w:numPr>
+      </w:pPr>
+      <w:r>
+        <w:t xml:space="preserve">Try to run the R code using R CMD BATCH </w:t>
+      </w:r>
+      <w:proofErr w:type="spellStart"/>
+      <w:r>
+        <w:t>mycode.R</w:t>
+      </w:r>
+      <w:proofErr w:type="spellEnd"/>
     </w:p>
     <w:p>
       <w:pPr>
@@ -122,15 +180,7 @@
         </w:numPr>
       </w:pPr>
       <w:r>
-        <w:t xml:space="preserve">These pipelines are based on count </w:t>
-      </w:r>
-      <w:proofErr w:type="gramStart"/>
-      <w:r>
-        <w:t>data,</w:t>
-      </w:r>
-      <w:proofErr w:type="gramEnd"/>
-      <w:r>
-        <w:t xml:space="preserve"> hence many steps cannot be applied to this </w:t>
+        <w:t xml:space="preserve">These pipelines are based on count data, hence many steps cannot be applied to this </w:t>
       </w:r>
       <w:r>
         <w:t>Sade_Feldman_2018</w:t>
@@ -147,13 +197,8 @@
           <w:numId w:val="1"/>
         </w:numPr>
       </w:pPr>
-      <w:proofErr w:type="gramStart"/>
-      <w:r>
-        <w:t>Initial QC,</w:t>
-      </w:r>
-      <w:proofErr w:type="gramEnd"/>
-      <w:r>
-        <w:t xml:space="preserve"> check how many reads per cell (the column summation) and how many genes are expressed per cell, the number of entries larger than 0 per column. Check how many cells each gene is expressed (check for each row, how many entries are larger than 0). We may want to remove all the genes that are expressed in a small percentage of cells. </w:t>
+      <w:r>
+        <w:t xml:space="preserve">Initial QC, check how many reads per cell (the column summation) and how many genes are expressed per cell, the number of entries larger than 0 per column. Check how many cells each gene is expressed (check for each row, how many entries are larger than 0). We may want to remove all the genes that are expressed in a small percentage of cells. </w:t>
       </w:r>
     </w:p>
     <w:p>
@@ -377,6 +422,7 @@
         </w:numPr>
       </w:pPr>
       <w:r>
+        <w:lastRenderedPageBreak/>
         <w:t xml:space="preserve">We may do it by two steps. </w:t>
       </w:r>
     </w:p>
@@ -413,7 +459,6 @@
         </w:numPr>
       </w:pPr>
       <w:r>
-        <w:lastRenderedPageBreak/>
         <w:t xml:space="preserve">It may be hard to separate CD4 memory vs. CD4 T regulatory cells. </w:t>
       </w:r>
     </w:p>
@@ -432,13 +477,7 @@
         </w:numPr>
       </w:pPr>
       <w:r>
-        <w:t xml:space="preserve">After clustering, select the cells for each cell type. For example, for cell type CD8_B, most of them fall into cluster 1, and take those cells belong to CD8_B and cluster 1 as our definition of CD8_B cells. Then for each gene, just calculation the summation of counts across all the </w:t>
-      </w:r>
-      <w:r>
-        <w:t>CD8_B cells</w:t>
-      </w:r>
-      <w:r>
-        <w:t xml:space="preserve">. Then we got a matrix, with each row being a gene and each column being a cell type. </w:t>
+        <w:t xml:space="preserve">After clustering, select the cells for each cell type. For example, for cell type CD8_B, most of them fall into cluster 1, and take those cells belong to CD8_B and cluster 1 as our definition of CD8_B cells. Then for each gene, just calculation the summation of counts across all the CD8_B cells. Then we got a matrix, with each row being a gene and each column being a cell type. </w:t>
       </w:r>
     </w:p>
     <w:p>
@@ -484,15 +523,7 @@
       </w:r>
       <w:proofErr w:type="spellEnd"/>
       <w:r>
-        <w:t xml:space="preserve"> </w:t>
-      </w:r>
-      <w:proofErr w:type="gramStart"/>
-      <w:r>
-        <w:t>paper, and</w:t>
-      </w:r>
-      <w:proofErr w:type="gramEnd"/>
-      <w:r>
-        <w:t xml:space="preserve"> </w:t>
+        <w:t xml:space="preserve"> paper, and </w:t>
       </w:r>
       <w:proofErr w:type="spellStart"/>
       <w:r>

--- a/_notes/to_do_RC.docx
+++ b/_notes/to_do_RC.docx
@@ -48,14 +48,19 @@
       </w:pPr>
       <w:proofErr w:type="spellStart"/>
       <w:r>
+        <w:t>gc</w:t>
+      </w:r>
+      <w:proofErr w:type="spellEnd"/>
+      <w:r>
+        <w:t xml:space="preserve">(); </w:t>
+      </w:r>
+      <w:proofErr w:type="spellStart"/>
+      <w:r>
         <w:t>sessionInfo</w:t>
       </w:r>
       <w:proofErr w:type="spellEnd"/>
       <w:r>
-        <w:t>()</w:t>
-      </w:r>
-      <w:r>
-        <w:t>;</w:t>
+        <w:t>();</w:t>
       </w:r>
       <w:r>
         <w:t xml:space="preserve"> </w:t>
@@ -76,10 +81,12 @@
         <w:t xml:space="preserve">Try to run the R code using R CMD BATCH </w:t>
       </w:r>
       <w:proofErr w:type="spellStart"/>
+      <w:proofErr w:type="gramStart"/>
       <w:r>
         <w:t>mycode.R</w:t>
       </w:r>
       <w:proofErr w:type="spellEnd"/>
+      <w:proofErr w:type="gramEnd"/>
     </w:p>
     <w:p>
       <w:pPr>
@@ -180,7 +187,15 @@
         </w:numPr>
       </w:pPr>
       <w:r>
-        <w:t xml:space="preserve">These pipelines are based on count data, hence many steps cannot be applied to this </w:t>
+        <w:t xml:space="preserve">These pipelines are based on count </w:t>
+      </w:r>
+      <w:proofErr w:type="gramStart"/>
+      <w:r>
+        <w:t>data,</w:t>
+      </w:r>
+      <w:proofErr w:type="gramEnd"/>
+      <w:r>
+        <w:t xml:space="preserve"> hence many steps cannot be applied to this </w:t>
       </w:r>
       <w:r>
         <w:t>Sade_Feldman_2018</w:t>
@@ -197,8 +212,13 @@
           <w:numId w:val="1"/>
         </w:numPr>
       </w:pPr>
-      <w:r>
-        <w:t xml:space="preserve">Initial QC, check how many reads per cell (the column summation) and how many genes are expressed per cell, the number of entries larger than 0 per column. Check how many cells each gene is expressed (check for each row, how many entries are larger than 0). We may want to remove all the genes that are expressed in a small percentage of cells. </w:t>
+      <w:proofErr w:type="gramStart"/>
+      <w:r>
+        <w:t>Initial QC,</w:t>
+      </w:r>
+      <w:proofErr w:type="gramEnd"/>
+      <w:r>
+        <w:t xml:space="preserve"> check how many reads per cell (the column summation) and how many genes are expressed per cell, the number of entries larger than 0 per column. Check how many cells each gene is expressed (check for each row, how many entries are larger than 0). We may want to remove all the genes that are expressed in a small percentage of cells. </w:t>
       </w:r>
     </w:p>
     <w:p>
@@ -523,7 +543,15 @@
       </w:r>
       <w:proofErr w:type="spellEnd"/>
       <w:r>
-        <w:t xml:space="preserve"> paper, and </w:t>
+        <w:t xml:space="preserve"> </w:t>
+      </w:r>
+      <w:proofErr w:type="gramStart"/>
+      <w:r>
+        <w:t>paper, and</w:t>
+      </w:r>
+      <w:proofErr w:type="gramEnd"/>
+      <w:r>
+        <w:t xml:space="preserve"> </w:t>
       </w:r>
       <w:proofErr w:type="spellStart"/>
       <w:r>

--- a/_notes/to_do_RC.docx
+++ b/_notes/to_do_RC.docx
@@ -47,12 +47,29 @@
         </w:numPr>
       </w:pPr>
       <w:proofErr w:type="spellStart"/>
-      <w:r>
+      <w:proofErr w:type="gramStart"/>
+      <w:r>
+        <w:rPr>
+          <w:highlight w:val="yellow"/>
+        </w:rPr>
         <w:t>gc</w:t>
       </w:r>
       <w:proofErr w:type="spellEnd"/>
       <w:r>
-        <w:t xml:space="preserve">(); </w:t>
+        <w:rPr>
+          <w:highlight w:val="yellow"/>
+        </w:rPr>
+        <w:t>(</w:t>
+      </w:r>
+      <w:proofErr w:type="gramEnd"/>
+      <w:r>
+        <w:rPr>
+          <w:highlight w:val="yellow"/>
+        </w:rPr>
+        <w:t>);</w:t>
+      </w:r>
+      <w:r>
+        <w:t xml:space="preserve"> </w:t>
       </w:r>
       <w:proofErr w:type="spellStart"/>
       <w:r>
@@ -245,7 +262,79 @@
         <w:t>First select top 1000 genes with high expression (percentage of cells they are expressed)</w:t>
       </w:r>
       <w:r>
-        <w:t xml:space="preserve">. Or choose genes with larger variance than expected, and the expected variance is calculated as a function of mean values. For example, look at top 5000 genes in 10 bins, based on mean expression level. For each bin, choose those with larger variance. </w:t>
+        <w:t xml:space="preserve">. </w:t>
+      </w:r>
+    </w:p>
+    <w:p>
+      <w:pPr>
+        <w:pStyle w:val="ListParagraph"/>
+        <w:numPr>
+          <w:ilvl w:val="3"/>
+          <w:numId w:val="1"/>
+        </w:numPr>
+      </w:pPr>
+      <w:r>
+        <w:t xml:space="preserve">Or choose genes with larger variance than expected, and the expected variance is calculated as a function of mean values. </w:t>
+      </w:r>
+    </w:p>
+    <w:p>
+      <w:pPr>
+        <w:pStyle w:val="ListParagraph"/>
+        <w:numPr>
+          <w:ilvl w:val="4"/>
+          <w:numId w:val="1"/>
+        </w:numPr>
+      </w:pPr>
+      <w:r>
+        <w:t xml:space="preserve">First filter out those genes that are expressed in, say less than 1% of the cells or 100 cells, or 50 cells. We probably want to keep around 10,000 genes. </w:t>
+      </w:r>
+    </w:p>
+    <w:p>
+      <w:pPr>
+        <w:pStyle w:val="ListParagraph"/>
+        <w:numPr>
+          <w:ilvl w:val="4"/>
+          <w:numId w:val="1"/>
+        </w:numPr>
+      </w:pPr>
+      <w:r>
+        <w:t xml:space="preserve">Draw a scatter plot of mean (x-axis) vs. variance (y-axis) per gene. </w:t>
+      </w:r>
+    </w:p>
+    <w:p>
+      <w:pPr>
+        <w:pStyle w:val="ListParagraph"/>
+        <w:numPr>
+          <w:ilvl w:val="4"/>
+          <w:numId w:val="1"/>
+        </w:numPr>
+      </w:pPr>
+      <w:r>
+        <w:t xml:space="preserve">For example, look at top </w:t>
+      </w:r>
+      <w:r>
+        <w:t>10,</w:t>
+      </w:r>
+      <w:r>
+        <w:t xml:space="preserve">000 genes in </w:t>
+      </w:r>
+      <w:r>
+        <w:t>2</w:t>
+      </w:r>
+      <w:r>
+        <w:t xml:space="preserve">0 bins, based on mean expression level. For each bin, choose </w:t>
+      </w:r>
+      <w:r>
+        <w:t>50 genes</w:t>
+      </w:r>
+      <w:r>
+        <w:t xml:space="preserve"> with large</w:t>
+      </w:r>
+      <w:r>
+        <w:t xml:space="preserve">st </w:t>
+      </w:r>
+      <w:r>
+        <w:t xml:space="preserve">variance. </w:t>
       </w:r>
     </w:p>
     <w:p>
@@ -305,6 +394,18 @@
       <w:pPr>
         <w:pStyle w:val="ListParagraph"/>
         <w:numPr>
+          <w:ilvl w:val="3"/>
+          <w:numId w:val="1"/>
+        </w:numPr>
+      </w:pPr>
+      <w:r>
+        <w:t>Get their clustering results from Table S1.</w:t>
+      </w:r>
+    </w:p>
+    <w:p>
+      <w:pPr>
+        <w:pStyle w:val="ListParagraph"/>
+        <w:numPr>
           <w:ilvl w:val="1"/>
           <w:numId w:val="1"/>
         </w:numPr>
@@ -358,6 +459,7 @@
         </w:numPr>
       </w:pPr>
       <w:r>
+        <w:lastRenderedPageBreak/>
         <w:t>Monocytes/Macrophages</w:t>
       </w:r>
     </w:p>
@@ -442,7 +544,6 @@
         </w:numPr>
       </w:pPr>
       <w:r>
-        <w:lastRenderedPageBreak/>
         <w:t xml:space="preserve">We may do it by two steps. </w:t>
       </w:r>
     </w:p>

--- a/_notes/to_do_RC.docx
+++ b/_notes/to_do_RC.docx
@@ -367,6 +367,9 @@
         <w:t>Clustering on, for example, top 20 PCs</w:t>
       </w:r>
       <w:r>
+        <w:t xml:space="preserve"> or top 50 PCs</w:t>
+      </w:r>
+      <w:r>
         <w:t xml:space="preserve">, and try </w:t>
       </w:r>
       <w:proofErr w:type="spellStart"/>
@@ -375,7 +378,13 @@
       </w:r>
       <w:proofErr w:type="spellEnd"/>
       <w:r>
-        <w:t xml:space="preserve">, say from 5 to 15. </w:t>
+        <w:t>, say from 5 to 1</w:t>
+      </w:r>
+      <w:r>
+        <w:t>0</w:t>
+      </w:r>
+      <w:r>
+        <w:t xml:space="preserve">. </w:t>
       </w:r>
     </w:p>
     <w:p>

--- a/_notes/to_do_RC.docx
+++ b/_notes/to_do_RC.docx
@@ -367,7 +367,14 @@
         <w:t>Clustering on, for example, top 20 PCs</w:t>
       </w:r>
       <w:r>
-        <w:t xml:space="preserve"> or top 50 PCs</w:t>
+        <w:t xml:space="preserve"> or </w:t>
+      </w:r>
+      <w:r>
+        <w:rPr>
+          <w:b/>
+          <w:bCs/>
+        </w:rPr>
+        <w:t>top 50 PCs</w:t>
       </w:r>
       <w:r>
         <w:t xml:space="preserve">, and try </w:t>
@@ -575,8 +582,16 @@
           <w:ilvl w:val="3"/>
           <w:numId w:val="1"/>
         </w:numPr>
-      </w:pPr>
-      <w:r>
+        <w:rPr>
+          <w:b/>
+          <w:bCs/>
+        </w:rPr>
+      </w:pPr>
+      <w:r>
+        <w:rPr>
+          <w:b/>
+          <w:bCs/>
+        </w:rPr>
         <w:t xml:space="preserve">The re-cluster the one with T and NK cells. </w:t>
       </w:r>
     </w:p>
@@ -584,6 +599,26 @@
       <w:pPr>
         <w:pStyle w:val="ListParagraph"/>
         <w:numPr>
+          <w:ilvl w:val="4"/>
+          <w:numId w:val="1"/>
+        </w:numPr>
+        <w:rPr>
+          <w:b/>
+          <w:bCs/>
+        </w:rPr>
+      </w:pPr>
+      <w:r>
+        <w:rPr>
+          <w:b/>
+          <w:bCs/>
+        </w:rPr>
+        <w:t xml:space="preserve">First decide we should use 20 or 50 PCs for clustering. </w:t>
+      </w:r>
+    </w:p>
+    <w:p>
+      <w:pPr>
+        <w:pStyle w:val="ListParagraph"/>
+        <w:numPr>
           <w:ilvl w:val="3"/>
           <w:numId w:val="1"/>
         </w:numPr>
@@ -595,6 +630,87 @@
     <w:p>
       <w:pPr>
         <w:pStyle w:val="ListParagraph"/>
+        <w:numPr>
+          <w:ilvl w:val="2"/>
+          <w:numId w:val="1"/>
+        </w:numPr>
+      </w:pPr>
+      <w:r>
+        <w:t xml:space="preserve">Identify the two </w:t>
+      </w:r>
+      <w:proofErr w:type="gramStart"/>
+      <w:r>
+        <w:t>subset</w:t>
+      </w:r>
+      <w:proofErr w:type="gramEnd"/>
+      <w:r>
+        <w:t xml:space="preserve"> of CD8 T cells. </w:t>
+      </w:r>
+    </w:p>
+    <w:p>
+      <w:pPr>
+        <w:pStyle w:val="ListParagraph"/>
+        <w:numPr>
+          <w:ilvl w:val="3"/>
+          <w:numId w:val="1"/>
+        </w:numPr>
+        <w:rPr>
+          <w:b/>
+          <w:bCs/>
+        </w:rPr>
+      </w:pPr>
+      <w:r>
+        <w:rPr>
+          <w:b/>
+          <w:bCs/>
+        </w:rPr>
+        <w:t>Just use</w:t>
+      </w:r>
+      <w:r>
+        <w:rPr>
+          <w:b/>
+          <w:bCs/>
+        </w:rPr>
+        <w:t xml:space="preserve"> all CD8+ T cells (n = 6,350</w:t>
+      </w:r>
+      <w:r>
+        <w:rPr>
+          <w:b/>
+          <w:bCs/>
+        </w:rPr>
+        <w:t>, their sub Table 2</w:t>
+      </w:r>
+      <w:r>
+        <w:rPr>
+          <w:b/>
+          <w:bCs/>
+        </w:rPr>
+        <w:t>)</w:t>
+      </w:r>
+      <w:r>
+        <w:rPr>
+          <w:b/>
+          <w:bCs/>
+        </w:rPr>
+        <w:t>, and select genes with high variance within these cells, and then perform PCA and clustering</w:t>
+      </w:r>
+      <w:r>
+        <w:rPr>
+          <w:b/>
+          <w:bCs/>
+        </w:rPr>
+        <w:t xml:space="preserve">. For example, try 2 to 8 clusters and check the overlap with their results of CD8_G vs. CD8_B or the 6 clusters shown in Figure 4. </w:t>
+      </w:r>
+    </w:p>
+    <w:p>
+      <w:pPr>
+        <w:pStyle w:val="ListParagraph"/>
+        <w:ind w:left="2160"/>
+      </w:pPr>
+    </w:p>
+    <w:p>
+      <w:pPr>
+        <w:pStyle w:val="ListParagraph"/>
         <w:ind w:left="2880"/>
       </w:pPr>
     </w:p>
@@ -645,30 +761,22 @@
         </w:numPr>
       </w:pPr>
       <w:r>
-        <w:t>Read CIBERSORT/</w:t>
+        <w:t xml:space="preserve">Read CIBERSORT/CIBERSORTx </w:t>
+      </w:r>
+      <w:proofErr w:type="gramStart"/>
+      <w:r>
+        <w:t>paper, and</w:t>
+      </w:r>
+      <w:proofErr w:type="gramEnd"/>
+      <w:r>
+        <w:t xml:space="preserve"> </w:t>
       </w:r>
       <w:proofErr w:type="spellStart"/>
       <w:r>
-        <w:t>CIBERSORTx</w:t>
+        <w:t>ICeD</w:t>
       </w:r>
       <w:proofErr w:type="spellEnd"/>
       <w:r>
-        <w:t xml:space="preserve"> </w:t>
-      </w:r>
-      <w:proofErr w:type="gramStart"/>
-      <w:r>
-        <w:t>paper, and</w:t>
-      </w:r>
-      <w:proofErr w:type="gramEnd"/>
-      <w:r>
-        <w:t xml:space="preserve"> </w:t>
-      </w:r>
-      <w:proofErr w:type="spellStart"/>
-      <w:r>
-        <w:t>ICeD</w:t>
-      </w:r>
-      <w:proofErr w:type="spellEnd"/>
-      <w:r>
         <w:t>-T paper.</w:t>
       </w:r>
     </w:p>
@@ -681,15 +789,7 @@
         </w:numPr>
       </w:pPr>
       <w:r>
-        <w:t xml:space="preserve">Apply </w:t>
-      </w:r>
-      <w:proofErr w:type="spellStart"/>
-      <w:r>
-        <w:t>CIBERSORTx</w:t>
-      </w:r>
-      <w:proofErr w:type="spellEnd"/>
-      <w:r>
-        <w:t xml:space="preserve"> and </w:t>
+        <w:t xml:space="preserve">Apply CIBERSORTx and </w:t>
       </w:r>
       <w:proofErr w:type="spellStart"/>
       <w:r>

--- a/_notes/to_do_RC.docx
+++ b/_notes/to_do_RC.docx
@@ -664,14 +664,7 @@
           <w:b/>
           <w:bCs/>
         </w:rPr>
-        <w:t>Just use</w:t>
-      </w:r>
-      <w:r>
-        <w:rPr>
-          <w:b/>
-          <w:bCs/>
-        </w:rPr>
-        <w:t xml:space="preserve"> all CD8+ T cells (n = 6,350</w:t>
+        <w:t>Just use all CD8+ T cells (n = 6,350</w:t>
       </w:r>
       <w:r>
         <w:rPr>
@@ -685,14 +678,7 @@
           <w:b/>
           <w:bCs/>
         </w:rPr>
-        <w:t>)</w:t>
-      </w:r>
-      <w:r>
-        <w:rPr>
-          <w:b/>
-          <w:bCs/>
-        </w:rPr>
-        <w:t>, and select genes with high variance within these cells, and then perform PCA and clustering</w:t>
+        <w:t>), and select genes with high variance within these cells, and then perform PCA and clustering</w:t>
       </w:r>
       <w:r>
         <w:rPr>
@@ -718,18 +704,278 @@
       <w:pPr>
         <w:pStyle w:val="ListParagraph"/>
         <w:numPr>
+          <w:ilvl w:val="0"/>
+          <w:numId w:val="1"/>
+        </w:numPr>
+      </w:pPr>
+      <w:r>
+        <w:t xml:space="preserve">After clustering, </w:t>
+      </w:r>
+    </w:p>
+    <w:p>
+      <w:pPr>
+        <w:pStyle w:val="ListParagraph"/>
+        <w:numPr>
           <w:ilvl w:val="1"/>
           <w:numId w:val="1"/>
         </w:numPr>
       </w:pPr>
       <w:r>
-        <w:t xml:space="preserve">After clustering, select the cells for each cell type. For example, for cell type CD8_B, most of them fall into cluster 1, and take those cells belong to CD8_B and cluster 1 as our definition of CD8_B cells. Then for each gene, just calculation the summation of counts across all the CD8_B cells. Then we got a matrix, with each row being a gene and each column being a cell type. </w:t>
-      </w:r>
-    </w:p>
-    <w:p>
-      <w:pPr>
-        <w:pStyle w:val="ListParagraph"/>
-        <w:ind w:left="2160"/>
+        <w:t>S</w:t>
+      </w:r>
+      <w:r>
+        <w:t xml:space="preserve">elect the cells for each cell type. For example, for cell type CD8_B, </w:t>
+      </w:r>
+      <w:r>
+        <w:t xml:space="preserve">take the cells in cluster 1 or 2 and CD8_B (448 + 2034 cells). For CD8_G, take the cells in cluster 3 and CD8_G (3043 cells). </w:t>
+      </w:r>
+    </w:p>
+    <w:p>
+      <w:pPr>
+        <w:pStyle w:val="ListParagraph"/>
+        <w:ind w:left="1440"/>
+      </w:pPr>
+    </w:p>
+    <w:p>
+      <w:pPr>
+        <w:pStyle w:val="ListParagraph"/>
+        <w:numPr>
+          <w:ilvl w:val="1"/>
+          <w:numId w:val="1"/>
+        </w:numPr>
+      </w:pPr>
+      <w:r>
+        <w:t xml:space="preserve">Select the cells for </w:t>
+      </w:r>
+    </w:p>
+    <w:p>
+      <w:pPr>
+        <w:pStyle w:val="ListParagraph"/>
+        <w:numPr>
+          <w:ilvl w:val="3"/>
+          <w:numId w:val="1"/>
+        </w:numPr>
+      </w:pPr>
+      <w:r>
+        <w:t>B cells</w:t>
+      </w:r>
+    </w:p>
+    <w:p>
+      <w:pPr>
+        <w:pStyle w:val="ListParagraph"/>
+        <w:numPr>
+          <w:ilvl w:val="3"/>
+          <w:numId w:val="1"/>
+        </w:numPr>
+      </w:pPr>
+      <w:r>
+        <w:t>Plasma cells</w:t>
+      </w:r>
+    </w:p>
+    <w:p>
+      <w:pPr>
+        <w:pStyle w:val="ListParagraph"/>
+        <w:numPr>
+          <w:ilvl w:val="3"/>
+          <w:numId w:val="1"/>
+        </w:numPr>
+      </w:pPr>
+      <w:r>
+        <w:t>Monocytes/Macrophages</w:t>
+      </w:r>
+    </w:p>
+    <w:p>
+      <w:pPr>
+        <w:pStyle w:val="ListParagraph"/>
+        <w:numPr>
+          <w:ilvl w:val="3"/>
+          <w:numId w:val="1"/>
+        </w:numPr>
+      </w:pPr>
+      <w:r>
+        <w:t>Dendric cells</w:t>
+      </w:r>
+    </w:p>
+    <w:p>
+      <w:pPr>
+        <w:pStyle w:val="ListParagraph"/>
+        <w:numPr>
+          <w:ilvl w:val="3"/>
+          <w:numId w:val="1"/>
+        </w:numPr>
+      </w:pPr>
+      <w:r>
+        <w:t>CD4 T memory cells</w:t>
+      </w:r>
+    </w:p>
+    <w:p>
+      <w:pPr>
+        <w:pStyle w:val="ListParagraph"/>
+        <w:numPr>
+          <w:ilvl w:val="3"/>
+          <w:numId w:val="1"/>
+        </w:numPr>
+      </w:pPr>
+      <w:r>
+        <w:t>CD4 T regulatory cell</w:t>
+      </w:r>
+    </w:p>
+    <w:p>
+      <w:pPr>
+        <w:pStyle w:val="ListParagraph"/>
+        <w:ind w:left="1440"/>
+      </w:pPr>
+      <w:r>
+        <w:t xml:space="preserve">By taking largest intersection of their clusters with our clusters. </w:t>
+      </w:r>
+    </w:p>
+    <w:p/>
+    <w:p>
+      <w:pPr>
+        <w:pStyle w:val="ListParagraph"/>
+        <w:numPr>
+          <w:ilvl w:val="1"/>
+          <w:numId w:val="1"/>
+        </w:numPr>
+      </w:pPr>
+      <w:r>
+        <w:t xml:space="preserve"> For the NK cells, </w:t>
+      </w:r>
+      <w:r>
+        <w:t>look at clusters 5,6,8,</w:t>
+      </w:r>
+      <w:proofErr w:type="gramStart"/>
+      <w:r>
+        <w:t>9,and</w:t>
+      </w:r>
+      <w:proofErr w:type="gramEnd"/>
+      <w:r>
+        <w:t xml:space="preserve"> 11. Redo PCA and clustering, and then compare the clustering results with three groups, </w:t>
+      </w:r>
+      <w:r>
+        <w:t xml:space="preserve"> </w:t>
+      </w:r>
+      <w:r>
+        <w:t>CD8_B</w:t>
+      </w:r>
+      <w:r>
+        <w:t xml:space="preserve">, CD8_G, and others. Hopefully there is big cluster among the others, representing NK cells. </w:t>
+      </w:r>
+    </w:p>
+    <w:p>
+      <w:pPr>
+        <w:pStyle w:val="ListParagraph"/>
+        <w:ind w:left="1440"/>
+      </w:pPr>
+    </w:p>
+    <w:p>
+      <w:pPr>
+        <w:pStyle w:val="ListParagraph"/>
+        <w:numPr>
+          <w:ilvl w:val="0"/>
+          <w:numId w:val="1"/>
+        </w:numPr>
+      </w:pPr>
+      <w:r>
+        <w:t xml:space="preserve">Do differential expression analysis to identify genes that are differentially expressed in each cell type. </w:t>
+      </w:r>
+    </w:p>
+    <w:p>
+      <w:pPr>
+        <w:pStyle w:val="ListParagraph"/>
+        <w:numPr>
+          <w:ilvl w:val="1"/>
+          <w:numId w:val="1"/>
+        </w:numPr>
+      </w:pPr>
+      <w:r>
+        <w:t xml:space="preserve">For each of the </w:t>
+      </w:r>
+      <w:proofErr w:type="gramStart"/>
+      <w:r>
+        <w:t>9 cell</w:t>
+      </w:r>
+      <w:proofErr w:type="gramEnd"/>
+      <w:r>
+        <w:t xml:space="preserve"> type, compare the expression of the cells of this cell type versus all the other cell type using MAST. </w:t>
+      </w:r>
+      <w:r>
+        <w:t xml:space="preserve">Select those genes with small p-value and expression in this cell type than </w:t>
+      </w:r>
+      <w:proofErr w:type="gramStart"/>
+      <w:r>
+        <w:t>other</w:t>
+      </w:r>
+      <w:proofErr w:type="gramEnd"/>
+      <w:r>
+        <w:t xml:space="preserve"> cell type. Calculate a fold change. For example, for B cells, calculate the average expression B cells, denoted by </w:t>
+      </w:r>
+      <w:proofErr w:type="spellStart"/>
+      <w:r>
+        <w:t>u_B</w:t>
+      </w:r>
+      <w:proofErr w:type="spellEnd"/>
+      <w:r>
+        <w:t xml:space="preserve">, </w:t>
+      </w:r>
+      <w:r>
+        <w:lastRenderedPageBreak/>
+        <w:t xml:space="preserve">and the average expression in all other cells, denoted by </w:t>
+      </w:r>
+      <w:proofErr w:type="spellStart"/>
+      <w:r>
+        <w:t>u_O</w:t>
+      </w:r>
+      <w:proofErr w:type="spellEnd"/>
+      <w:r>
+        <w:t xml:space="preserve">, and select those genes with </w:t>
+      </w:r>
+      <w:proofErr w:type="spellStart"/>
+      <w:r>
+        <w:t>u_B</w:t>
+      </w:r>
+      <w:proofErr w:type="spellEnd"/>
+      <w:r>
+        <w:t xml:space="preserve"> &gt; </w:t>
+      </w:r>
+      <w:proofErr w:type="spellStart"/>
+      <w:r>
+        <w:t>u_O</w:t>
+      </w:r>
+      <w:proofErr w:type="spellEnd"/>
+      <w:r>
+        <w:t xml:space="preserve">. Select around 50-100 genes per cell type. Select those genes with p-value &lt; 0.05/# of test, among those, choose the top 50 with smallest fold change </w:t>
+      </w:r>
+      <w:proofErr w:type="spellStart"/>
+      <w:r>
+        <w:t>u_O</w:t>
+      </w:r>
+      <w:proofErr w:type="spellEnd"/>
+      <w:r>
+        <w:t>/</w:t>
+      </w:r>
+      <w:proofErr w:type="spellStart"/>
+      <w:r>
+        <w:t>u_B</w:t>
+      </w:r>
+      <w:proofErr w:type="spellEnd"/>
+      <w:r>
+        <w:t xml:space="preserve">, assuming </w:t>
+      </w:r>
+      <w:proofErr w:type="spellStart"/>
+      <w:r>
+        <w:t>u_B</w:t>
+      </w:r>
+      <w:proofErr w:type="spellEnd"/>
+      <w:r>
+        <w:t xml:space="preserve"> is larger than 0. </w:t>
+      </w:r>
+    </w:p>
+    <w:p/>
+    <w:p>
+      <w:pPr>
+        <w:pStyle w:val="ListParagraph"/>
+        <w:ind w:left="1440"/>
       </w:pPr>
     </w:p>
     <w:p>

--- a/_notes/to_do_RC.docx
+++ b/_notes/to_do_RC.docx
@@ -856,10 +856,31 @@
         <w:t xml:space="preserve"> </w:t>
       </w:r>
       <w:r>
-        <w:t>CD8_B</w:t>
-      </w:r>
-      <w:r>
-        <w:t xml:space="preserve">, CD8_G, and others. Hopefully there is big cluster among the others, representing NK cells. </w:t>
+        <w:t xml:space="preserve">CD8_B, CD8_G, and others. Hopefully there is big cluster among the others, representing NK cells. </w:t>
+      </w:r>
+      <w:r>
+        <w:br/>
+      </w:r>
+    </w:p>
+    <w:p>
+      <w:pPr>
+        <w:pStyle w:val="ListParagraph"/>
+        <w:numPr>
+          <w:ilvl w:val="1"/>
+          <w:numId w:val="1"/>
+        </w:numPr>
+      </w:pPr>
+      <w:r>
+        <w:t xml:space="preserve">Select those cells that </w:t>
+      </w:r>
+      <w:r>
+        <w:t xml:space="preserve">are not CD8 from clusters 5, 6, 8, 9, and 11, and redo </w:t>
+      </w:r>
+      <w:r>
+        <w:t>PCA and clustering</w:t>
+      </w:r>
+      <w:r>
+        <w:t xml:space="preserve"> on those cells. Then check the correlation between the median expression of each cluster with expression of 22 cell types in LM22 matrix. In fact, it is probably worth to check the association with these 22 cell types for other cell types as well, e.g., B, Plasma, Monocyte, Dendric, CD4, CD8 etc. </w:t>
       </w:r>
     </w:p>
     <w:p>
@@ -877,6 +898,7 @@
         </w:numPr>
       </w:pPr>
       <w:r>
+        <w:lastRenderedPageBreak/>
         <w:t xml:space="preserve">Do differential expression analysis to identify genes that are differentially expressed in each cell type. </w:t>
       </w:r>
     </w:p>
@@ -916,11 +938,7 @@
       </w:r>
       <w:proofErr w:type="spellEnd"/>
       <w:r>
-        <w:t xml:space="preserve">, </w:t>
-      </w:r>
-      <w:r>
-        <w:lastRenderedPageBreak/>
-        <w:t xml:space="preserve">and the average expression in all other cells, denoted by </w:t>
+        <w:t xml:space="preserve">, and the average expression in all other cells, denoted by </w:t>
       </w:r>
       <w:proofErr w:type="spellStart"/>
       <w:r>
@@ -969,6 +987,24 @@
       <w:proofErr w:type="spellEnd"/>
       <w:r>
         <w:t xml:space="preserve"> is larger than 0. </w:t>
+      </w:r>
+    </w:p>
+    <w:p>
+      <w:pPr>
+        <w:pStyle w:val="ListParagraph"/>
+        <w:ind w:left="1440"/>
+      </w:pPr>
+    </w:p>
+    <w:p>
+      <w:pPr>
+        <w:pStyle w:val="ListParagraph"/>
+        <w:numPr>
+          <w:ilvl w:val="1"/>
+          <w:numId w:val="1"/>
+        </w:numPr>
+      </w:pPr>
+      <w:r>
+        <w:t>Just use around top 10,000 genes for testing by MAST</w:t>
       </w:r>
     </w:p>
     <w:p/>

--- a/_notes/to_do_RC.docx
+++ b/_notes/to_do_RC.docx
@@ -874,13 +874,85 @@
         <w:t xml:space="preserve">Select those cells that </w:t>
       </w:r>
       <w:r>
-        <w:t xml:space="preserve">are not CD8 from clusters 5, 6, 8, 9, and 11, and redo </w:t>
-      </w:r>
-      <w:r>
-        <w:t>PCA and clustering</w:t>
-      </w:r>
-      <w:r>
-        <w:t xml:space="preserve"> on those cells. Then check the correlation between the median expression of each cluster with expression of 22 cell types in LM22 matrix. In fact, it is probably worth to check the association with these 22 cell types for other cell types as well, e.g., B, Plasma, Monocyte, Dendric, CD4, CD8 etc. </w:t>
+        <w:t xml:space="preserve">are not CD8 from clusters 5, 6, 8, 9, and 11, and redo PCA and clustering on those cells. Then check the correlation between the median expression of each cluster with expression of 22 cell types in LM22 matrix. In fact, it is probably worth to check the association with these 22 cell types for other cell types as well, e.g., B, Plasma, Monocyte, Dendric, CD4, CD8 etc. </w:t>
+      </w:r>
+    </w:p>
+    <w:p>
+      <w:pPr>
+        <w:pStyle w:val="ListParagraph"/>
+        <w:numPr>
+          <w:ilvl w:val="2"/>
+          <w:numId w:val="1"/>
+        </w:numPr>
+      </w:pPr>
+      <w:r>
+        <w:lastRenderedPageBreak/>
+        <w:t xml:space="preserve">Check the scatter plot between the three clusters vs. NK cells, a few CD4 T cells, and </w:t>
+      </w:r>
+      <w:proofErr w:type="spellStart"/>
+      <w:proofErr w:type="gramStart"/>
+      <w:r>
+        <w:t>Mast.cells.activated</w:t>
+      </w:r>
+      <w:proofErr w:type="spellEnd"/>
+      <w:proofErr w:type="gramEnd"/>
+      <w:r>
+        <w:t>, for example</w:t>
+      </w:r>
+      <w:r>
+        <w:t>, 6 rows and 3 columns for 6 cell types and 3 clusters</w:t>
+      </w:r>
+      <w:r>
+        <w:t xml:space="preserve">. </w:t>
+      </w:r>
+    </w:p>
+    <w:p>
+      <w:pPr>
+        <w:pStyle w:val="ListParagraph"/>
+        <w:numPr>
+          <w:ilvl w:val="2"/>
+          <w:numId w:val="1"/>
+        </w:numPr>
+      </w:pPr>
+      <w:r>
+        <w:t xml:space="preserve">Try spearman </w:t>
+      </w:r>
+      <w:proofErr w:type="spellStart"/>
+      <w:r>
+        <w:t>correatlion</w:t>
+      </w:r>
+      <w:proofErr w:type="spellEnd"/>
+    </w:p>
+    <w:p>
+      <w:pPr>
+        <w:pStyle w:val="ListParagraph"/>
+        <w:numPr>
+          <w:ilvl w:val="2"/>
+          <w:numId w:val="1"/>
+        </w:numPr>
+      </w:pPr>
+      <w:r>
+        <w:t xml:space="preserve">Try to remove those genes that have very low expression in scRNA-seq data. </w:t>
+      </w:r>
+    </w:p>
+    <w:p>
+      <w:pPr>
+        <w:pStyle w:val="ListParagraph"/>
+        <w:numPr>
+          <w:ilvl w:val="2"/>
+          <w:numId w:val="1"/>
+        </w:numPr>
+      </w:pPr>
+      <w:r>
+        <w:t xml:space="preserve">Summarize the correlation using </w:t>
+      </w:r>
+      <w:proofErr w:type="spellStart"/>
+      <w:r>
+        <w:t>ggcorrplot</w:t>
+      </w:r>
+      <w:proofErr w:type="spellEnd"/>
+      <w:r>
+        <w:t>.</w:t>
       </w:r>
     </w:p>
     <w:p>
@@ -898,7 +970,6 @@
         </w:numPr>
       </w:pPr>
       <w:r>
-        <w:lastRenderedPageBreak/>
         <w:t xml:space="preserve">Do differential expression analysis to identify genes that are differentially expressed in each cell type. </w:t>
       </w:r>
     </w:p>
@@ -1005,6 +1076,51 @@
       </w:pPr>
       <w:r>
         <w:t>Just use around top 10,000 genes for testing by MAST</w:t>
+      </w:r>
+    </w:p>
+    <w:p>
+      <w:pPr>
+        <w:pStyle w:val="ListParagraph"/>
+      </w:pPr>
+    </w:p>
+    <w:p>
+      <w:pPr>
+        <w:pStyle w:val="ListParagraph"/>
+        <w:numPr>
+          <w:ilvl w:val="1"/>
+          <w:numId w:val="1"/>
+        </w:numPr>
+      </w:pPr>
+      <w:r>
+        <w:t xml:space="preserve">Draw histogram of p-values for each comparison. </w:t>
+      </w:r>
+    </w:p>
+    <w:p>
+      <w:pPr>
+        <w:pStyle w:val="ListParagraph"/>
+      </w:pPr>
+    </w:p>
+    <w:p>
+      <w:pPr>
+        <w:pStyle w:val="ListParagraph"/>
+        <w:numPr>
+          <w:ilvl w:val="1"/>
+          <w:numId w:val="1"/>
+        </w:numPr>
+      </w:pPr>
+      <w:r>
+        <w:t xml:space="preserve">Try to draw a volcano plot </w:t>
+      </w:r>
+      <w:r>
+        <w:t>for each comparison, which is a scatter plot with x-axis being log</w:t>
+      </w:r>
+      <w:proofErr w:type="gramStart"/>
+      <w:r>
+        <w:t>2( fold</w:t>
+      </w:r>
+      <w:proofErr w:type="gramEnd"/>
+      <w:r>
+        <w:t xml:space="preserve"> change) and y-axis is -log10(p-value). </w:t>
       </w:r>
     </w:p>
     <w:p/>

--- a/_notes/to_do_RC.docx
+++ b/_notes/to_do_RC.docx
@@ -915,44 +915,150 @@
         </w:numPr>
       </w:pPr>
       <w:r>
-        <w:t xml:space="preserve">Try spearman </w:t>
+        <w:t>Try spearman corre</w:t>
+      </w:r>
+      <w:r>
+        <w:t>lati</w:t>
+      </w:r>
+      <w:r>
+        <w:t>on</w:t>
+      </w:r>
+    </w:p>
+    <w:p>
+      <w:pPr>
+        <w:pStyle w:val="ListParagraph"/>
+        <w:numPr>
+          <w:ilvl w:val="2"/>
+          <w:numId w:val="1"/>
+        </w:numPr>
+      </w:pPr>
+      <w:r>
+        <w:t xml:space="preserve">Try to remove those genes that have very low expression in scRNA-seq data. </w:t>
+      </w:r>
+    </w:p>
+    <w:p>
+      <w:pPr>
+        <w:pStyle w:val="ListParagraph"/>
+        <w:numPr>
+          <w:ilvl w:val="2"/>
+          <w:numId w:val="1"/>
+        </w:numPr>
+      </w:pPr>
+      <w:r>
+        <w:t xml:space="preserve">Summarize the correlation using </w:t>
       </w:r>
       <w:proofErr w:type="spellStart"/>
       <w:r>
-        <w:t>correatlion</w:t>
+        <w:t>ggcorrplot</w:t>
       </w:r>
       <w:proofErr w:type="spellEnd"/>
-    </w:p>
-    <w:p>
-      <w:pPr>
-        <w:pStyle w:val="ListParagraph"/>
-        <w:numPr>
-          <w:ilvl w:val="2"/>
-          <w:numId w:val="1"/>
-        </w:numPr>
-      </w:pPr>
-      <w:r>
-        <w:t xml:space="preserve">Try to remove those genes that have very low expression in scRNA-seq data. </w:t>
-      </w:r>
-    </w:p>
-    <w:p>
-      <w:pPr>
-        <w:pStyle w:val="ListParagraph"/>
-        <w:numPr>
-          <w:ilvl w:val="2"/>
-          <w:numId w:val="1"/>
-        </w:numPr>
-      </w:pPr>
-      <w:r>
-        <w:t xml:space="preserve">Summarize the correlation using </w:t>
+      <w:r>
+        <w:t>.</w:t>
+      </w:r>
+    </w:p>
+    <w:p>
+      <w:pPr>
+        <w:pStyle w:val="ListParagraph"/>
+        <w:ind w:left="1440"/>
+      </w:pPr>
+    </w:p>
+    <w:p>
+      <w:pPr>
+        <w:pStyle w:val="ListParagraph"/>
+        <w:numPr>
+          <w:ilvl w:val="0"/>
+          <w:numId w:val="1"/>
+        </w:numPr>
+      </w:pPr>
+      <w:r>
+        <w:t xml:space="preserve">Do differential expression analysis to identify genes that are differentially expressed in each cell type. </w:t>
+      </w:r>
+    </w:p>
+    <w:p>
+      <w:pPr>
+        <w:pStyle w:val="ListParagraph"/>
+        <w:numPr>
+          <w:ilvl w:val="1"/>
+          <w:numId w:val="1"/>
+        </w:numPr>
+      </w:pPr>
+      <w:r>
+        <w:t xml:space="preserve">For each of the </w:t>
+      </w:r>
+      <w:proofErr w:type="gramStart"/>
+      <w:r>
+        <w:t>9 cell</w:t>
+      </w:r>
+      <w:proofErr w:type="gramEnd"/>
+      <w:r>
+        <w:t xml:space="preserve"> type, compare the expression of the cells of this cell type versus all the other cell type using MAST. </w:t>
+      </w:r>
+      <w:r>
+        <w:t xml:space="preserve">Select those genes with small p-value and expression in this cell type than </w:t>
+      </w:r>
+      <w:proofErr w:type="gramStart"/>
+      <w:r>
+        <w:t>other</w:t>
+      </w:r>
+      <w:proofErr w:type="gramEnd"/>
+      <w:r>
+        <w:t xml:space="preserve"> cell type. Calculate a fold change. For example, for B cells, calculate the average expression B cells, denoted by </w:t>
       </w:r>
       <w:proofErr w:type="spellStart"/>
       <w:r>
-        <w:t>ggcorrplot</w:t>
+        <w:t>u_B</w:t>
       </w:r>
       <w:proofErr w:type="spellEnd"/>
       <w:r>
-        <w:t>.</w:t>
+        <w:t xml:space="preserve">, and the average expression in all other cells, denoted by </w:t>
+      </w:r>
+      <w:proofErr w:type="spellStart"/>
+      <w:r>
+        <w:t>u_O</w:t>
+      </w:r>
+      <w:proofErr w:type="spellEnd"/>
+      <w:r>
+        <w:t xml:space="preserve">, and select those genes with </w:t>
+      </w:r>
+      <w:proofErr w:type="spellStart"/>
+      <w:r>
+        <w:t>u_B</w:t>
+      </w:r>
+      <w:proofErr w:type="spellEnd"/>
+      <w:r>
+        <w:t xml:space="preserve"> &gt; </w:t>
+      </w:r>
+      <w:proofErr w:type="spellStart"/>
+      <w:r>
+        <w:t>u_O</w:t>
+      </w:r>
+      <w:proofErr w:type="spellEnd"/>
+      <w:r>
+        <w:t xml:space="preserve">. Select around 50-100 genes per cell type. Select those genes with p-value &lt; 0.05/# of test, among those, choose the top 50 with smallest fold change </w:t>
+      </w:r>
+      <w:proofErr w:type="spellStart"/>
+      <w:r>
+        <w:t>u_O</w:t>
+      </w:r>
+      <w:proofErr w:type="spellEnd"/>
+      <w:r>
+        <w:t>/</w:t>
+      </w:r>
+      <w:proofErr w:type="spellStart"/>
+      <w:r>
+        <w:t>u_B</w:t>
+      </w:r>
+      <w:proofErr w:type="spellEnd"/>
+      <w:r>
+        <w:t xml:space="preserve">, assuming </w:t>
+      </w:r>
+      <w:proofErr w:type="spellStart"/>
+      <w:r>
+        <w:t>u_B</w:t>
+      </w:r>
+      <w:proofErr w:type="spellEnd"/>
+      <w:r>
+        <w:t xml:space="preserve"> is larger than 0. </w:t>
       </w:r>
     </w:p>
     <w:p>
@@ -965,12 +1071,84 @@
       <w:pPr>
         <w:pStyle w:val="ListParagraph"/>
         <w:numPr>
+          <w:ilvl w:val="1"/>
+          <w:numId w:val="1"/>
+        </w:numPr>
+      </w:pPr>
+      <w:r>
+        <w:t>Just use around top 10,000 genes for testing by MAST</w:t>
+      </w:r>
+    </w:p>
+    <w:p>
+      <w:pPr>
+        <w:pStyle w:val="ListParagraph"/>
+      </w:pPr>
+    </w:p>
+    <w:p>
+      <w:pPr>
+        <w:pStyle w:val="ListParagraph"/>
+        <w:numPr>
+          <w:ilvl w:val="1"/>
+          <w:numId w:val="1"/>
+        </w:numPr>
+      </w:pPr>
+      <w:r>
+        <w:t xml:space="preserve">Draw histogram of p-values for each comparison. </w:t>
+      </w:r>
+    </w:p>
+    <w:p>
+      <w:pPr>
+        <w:pStyle w:val="ListParagraph"/>
+      </w:pPr>
+    </w:p>
+    <w:p>
+      <w:pPr>
+        <w:pStyle w:val="ListParagraph"/>
+        <w:numPr>
+          <w:ilvl w:val="1"/>
+          <w:numId w:val="1"/>
+        </w:numPr>
+      </w:pPr>
+      <w:r>
+        <w:t xml:space="preserve">Try to draw a volcano plot </w:t>
+      </w:r>
+      <w:r>
+        <w:t>for each comparison, which is a scatter plot with x-axis being log</w:t>
+      </w:r>
+      <w:proofErr w:type="gramStart"/>
+      <w:r>
+        <w:t>2( fold</w:t>
+      </w:r>
+      <w:proofErr w:type="gramEnd"/>
+      <w:r>
+        <w:t xml:space="preserve"> change) and y-axis is -log10(p-value). </w:t>
+      </w:r>
+    </w:p>
+    <w:p/>
+    <w:p>
+      <w:pPr>
+        <w:pStyle w:val="ListParagraph"/>
+        <w:ind w:left="1440"/>
+      </w:pPr>
+    </w:p>
+    <w:p>
+      <w:pPr>
+        <w:pStyle w:val="ListParagraph"/>
+        <w:numPr>
           <w:ilvl w:val="0"/>
           <w:numId w:val="1"/>
         </w:numPr>
       </w:pPr>
       <w:r>
-        <w:t xml:space="preserve">Do differential expression analysis to identify genes that are differentially expressed in each cell type. </w:t>
+        <w:t xml:space="preserve">Use the </w:t>
+      </w:r>
+      <w:proofErr w:type="spellStart"/>
+      <w:r>
+        <w:t>scRNAseq</w:t>
+      </w:r>
+      <w:proofErr w:type="spellEnd"/>
+      <w:r>
+        <w:t xml:space="preserve"> data to define cell types and estimate the proportion of those cell types in bulk tumor. </w:t>
       </w:r>
     </w:p>
     <w:p>
@@ -982,212 +1160,51 @@
         </w:numPr>
       </w:pPr>
       <w:r>
-        <w:t xml:space="preserve">For each of the </w:t>
+        <w:t>Read CIBERSORT/</w:t>
+      </w:r>
+      <w:proofErr w:type="spellStart"/>
+      <w:r>
+        <w:t>CIBERSORTx</w:t>
+      </w:r>
+      <w:proofErr w:type="spellEnd"/>
+      <w:r>
+        <w:t xml:space="preserve"> </w:t>
       </w:r>
       <w:proofErr w:type="gramStart"/>
       <w:r>
-        <w:t>9 cell</w:t>
+        <w:t>paper, and</w:t>
       </w:r>
       <w:proofErr w:type="gramEnd"/>
       <w:r>
-        <w:t xml:space="preserve"> type, compare the expression of the cells of this cell type versus all the other cell type using MAST. </w:t>
-      </w:r>
-      <w:r>
-        <w:t xml:space="preserve">Select those genes with small p-value and expression in this cell type than </w:t>
-      </w:r>
-      <w:proofErr w:type="gramStart"/>
-      <w:r>
-        <w:t>other</w:t>
-      </w:r>
-      <w:proofErr w:type="gramEnd"/>
-      <w:r>
-        <w:t xml:space="preserve"> cell type. Calculate a fold change. For example, for B cells, calculate the average expression B cells, denoted by </w:t>
+        <w:t xml:space="preserve"> </w:t>
       </w:r>
       <w:proofErr w:type="spellStart"/>
       <w:r>
-        <w:t>u_B</w:t>
+        <w:t>ICeD</w:t>
       </w:r>
       <w:proofErr w:type="spellEnd"/>
       <w:r>
-        <w:t xml:space="preserve">, and the average expression in all other cells, denoted by </w:t>
+        <w:t>-T paper.</w:t>
+      </w:r>
+    </w:p>
+    <w:p>
+      <w:pPr>
+        <w:pStyle w:val="ListParagraph"/>
+        <w:numPr>
+          <w:ilvl w:val="1"/>
+          <w:numId w:val="1"/>
+        </w:numPr>
+      </w:pPr>
+      <w:r>
+        <w:t xml:space="preserve">Apply </w:t>
       </w:r>
       <w:proofErr w:type="spellStart"/>
       <w:r>
-        <w:t>u_O</w:t>
+        <w:t>CIBERSORTx</w:t>
       </w:r>
       <w:proofErr w:type="spellEnd"/>
       <w:r>
-        <w:t xml:space="preserve">, and select those genes with </w:t>
-      </w:r>
-      <w:proofErr w:type="spellStart"/>
-      <w:r>
-        <w:t>u_B</w:t>
-      </w:r>
-      <w:proofErr w:type="spellEnd"/>
-      <w:r>
-        <w:t xml:space="preserve"> &gt; </w:t>
-      </w:r>
-      <w:proofErr w:type="spellStart"/>
-      <w:r>
-        <w:t>u_O</w:t>
-      </w:r>
-      <w:proofErr w:type="spellEnd"/>
-      <w:r>
-        <w:t xml:space="preserve">. Select around 50-100 genes per cell type. Select those genes with p-value &lt; 0.05/# of test, among those, choose the top 50 with smallest fold change </w:t>
-      </w:r>
-      <w:proofErr w:type="spellStart"/>
-      <w:r>
-        <w:t>u_O</w:t>
-      </w:r>
-      <w:proofErr w:type="spellEnd"/>
-      <w:r>
-        <w:t>/</w:t>
-      </w:r>
-      <w:proofErr w:type="spellStart"/>
-      <w:r>
-        <w:t>u_B</w:t>
-      </w:r>
-      <w:proofErr w:type="spellEnd"/>
-      <w:r>
-        <w:t xml:space="preserve">, assuming </w:t>
-      </w:r>
-      <w:proofErr w:type="spellStart"/>
-      <w:r>
-        <w:t>u_B</w:t>
-      </w:r>
-      <w:proofErr w:type="spellEnd"/>
-      <w:r>
-        <w:t xml:space="preserve"> is larger than 0. </w:t>
-      </w:r>
-    </w:p>
-    <w:p>
-      <w:pPr>
-        <w:pStyle w:val="ListParagraph"/>
-        <w:ind w:left="1440"/>
-      </w:pPr>
-    </w:p>
-    <w:p>
-      <w:pPr>
-        <w:pStyle w:val="ListParagraph"/>
-        <w:numPr>
-          <w:ilvl w:val="1"/>
-          <w:numId w:val="1"/>
-        </w:numPr>
-      </w:pPr>
-      <w:r>
-        <w:t>Just use around top 10,000 genes for testing by MAST</w:t>
-      </w:r>
-    </w:p>
-    <w:p>
-      <w:pPr>
-        <w:pStyle w:val="ListParagraph"/>
-      </w:pPr>
-    </w:p>
-    <w:p>
-      <w:pPr>
-        <w:pStyle w:val="ListParagraph"/>
-        <w:numPr>
-          <w:ilvl w:val="1"/>
-          <w:numId w:val="1"/>
-        </w:numPr>
-      </w:pPr>
-      <w:r>
-        <w:t xml:space="preserve">Draw histogram of p-values for each comparison. </w:t>
-      </w:r>
-    </w:p>
-    <w:p>
-      <w:pPr>
-        <w:pStyle w:val="ListParagraph"/>
-      </w:pPr>
-    </w:p>
-    <w:p>
-      <w:pPr>
-        <w:pStyle w:val="ListParagraph"/>
-        <w:numPr>
-          <w:ilvl w:val="1"/>
-          <w:numId w:val="1"/>
-        </w:numPr>
-      </w:pPr>
-      <w:r>
-        <w:t xml:space="preserve">Try to draw a volcano plot </w:t>
-      </w:r>
-      <w:r>
-        <w:t>for each comparison, which is a scatter plot with x-axis being log</w:t>
-      </w:r>
-      <w:proofErr w:type="gramStart"/>
-      <w:r>
-        <w:t>2( fold</w:t>
-      </w:r>
-      <w:proofErr w:type="gramEnd"/>
-      <w:r>
-        <w:t xml:space="preserve"> change) and y-axis is -log10(p-value). </w:t>
-      </w:r>
-    </w:p>
-    <w:p/>
-    <w:p>
-      <w:pPr>
-        <w:pStyle w:val="ListParagraph"/>
-        <w:ind w:left="1440"/>
-      </w:pPr>
-    </w:p>
-    <w:p>
-      <w:pPr>
-        <w:pStyle w:val="ListParagraph"/>
-        <w:numPr>
-          <w:ilvl w:val="0"/>
-          <w:numId w:val="1"/>
-        </w:numPr>
-      </w:pPr>
-      <w:r>
-        <w:t xml:space="preserve">Use the </w:t>
-      </w:r>
-      <w:proofErr w:type="spellStart"/>
-      <w:r>
-        <w:t>scRNAseq</w:t>
-      </w:r>
-      <w:proofErr w:type="spellEnd"/>
-      <w:r>
-        <w:t xml:space="preserve"> data to define cell types and estimate the proportion of those cell types in bulk tumor. </w:t>
-      </w:r>
-    </w:p>
-    <w:p>
-      <w:pPr>
-        <w:pStyle w:val="ListParagraph"/>
-        <w:numPr>
-          <w:ilvl w:val="1"/>
-          <w:numId w:val="1"/>
-        </w:numPr>
-      </w:pPr>
-      <w:r>
-        <w:t xml:space="preserve">Read CIBERSORT/CIBERSORTx </w:t>
-      </w:r>
-      <w:proofErr w:type="gramStart"/>
-      <w:r>
-        <w:t>paper, and</w:t>
-      </w:r>
-      <w:proofErr w:type="gramEnd"/>
-      <w:r>
-        <w:t xml:space="preserve"> </w:t>
-      </w:r>
-      <w:proofErr w:type="spellStart"/>
-      <w:r>
-        <w:t>ICeD</w:t>
-      </w:r>
-      <w:proofErr w:type="spellEnd"/>
-      <w:r>
-        <w:t>-T paper.</w:t>
-      </w:r>
-    </w:p>
-    <w:p>
-      <w:pPr>
-        <w:pStyle w:val="ListParagraph"/>
-        <w:numPr>
-          <w:ilvl w:val="1"/>
-          <w:numId w:val="1"/>
-        </w:numPr>
-      </w:pPr>
-      <w:r>
-        <w:t xml:space="preserve">Apply CIBERSORTx and </w:t>
+        <w:t xml:space="preserve"> and </w:t>
       </w:r>
       <w:proofErr w:type="spellStart"/>
       <w:r>

--- a/_notes/to_do_RC.docx
+++ b/_notes/to_do_RC.docx
@@ -550,6 +550,9 @@
       <w:r>
         <w:t>NK cells</w:t>
       </w:r>
+      <w:r>
+        <w:t>, (NK1, NK2, and NK3)</w:t>
+      </w:r>
     </w:p>
     <w:p>
       <w:pPr>
@@ -959,6 +962,38 @@
     <w:p>
       <w:pPr>
         <w:pStyle w:val="ListParagraph"/>
+        <w:numPr>
+          <w:ilvl w:val="1"/>
+          <w:numId w:val="1"/>
+        </w:numPr>
+      </w:pPr>
+      <w:r>
+        <w:t xml:space="preserve">Now we will have 11 clusters/cell types, try to compare the expression of LM22 vs. these 11 cell types, by a </w:t>
+      </w:r>
+      <w:proofErr w:type="spellStart"/>
+      <w:r>
+        <w:t>ggcorrplot</w:t>
+      </w:r>
+      <w:proofErr w:type="spellEnd"/>
+      <w:r>
+        <w:t xml:space="preserve">, using spearman correlation. </w:t>
+      </w:r>
+    </w:p>
+    <w:p>
+      <w:pPr>
+        <w:pStyle w:val="ListParagraph"/>
+        <w:numPr>
+          <w:ilvl w:val="1"/>
+          <w:numId w:val="1"/>
+        </w:numPr>
+      </w:pPr>
+      <w:r>
+        <w:t xml:space="preserve">Also check the correlation matrix of our 11 cell types. </w:t>
+      </w:r>
+    </w:p>
+    <w:p>
+      <w:pPr>
+        <w:pStyle w:val="ListParagraph"/>
         <w:ind w:left="1440"/>
       </w:pPr>
     </w:p>
@@ -1030,42 +1065,171 @@
       </w:r>
       <w:proofErr w:type="spellStart"/>
       <w:r>
-        <w:t>u_O</w:t>
+        <w:t>u_</w:t>
+      </w:r>
+      <w:proofErr w:type="gramStart"/>
+      <w:r>
+        <w:t>O</w:t>
       </w:r>
       <w:proofErr w:type="spellEnd"/>
       <w:r>
-        <w:t xml:space="preserve">. Select around 50-100 genes per cell type. Select those genes with p-value &lt; 0.05/# of test, among those, choose the top 50 with smallest fold change </w:t>
+        <w:t>..</w:t>
+      </w:r>
+      <w:proofErr w:type="gramEnd"/>
+      <w:r>
+        <w:t xml:space="preserve"> </w:t>
+      </w:r>
+    </w:p>
+    <w:p>
+      <w:pPr>
+        <w:pStyle w:val="ListParagraph"/>
+        <w:ind w:left="1440"/>
+      </w:pPr>
+    </w:p>
+    <w:p>
+      <w:pPr>
+        <w:pStyle w:val="ListParagraph"/>
+        <w:numPr>
+          <w:ilvl w:val="1"/>
+          <w:numId w:val="1"/>
+        </w:numPr>
+      </w:pPr>
+      <w:r>
+        <w:t>Just use around top 10,000 genes for testing by MAST</w:t>
+      </w:r>
+    </w:p>
+    <w:p>
+      <w:pPr>
+        <w:pStyle w:val="ListParagraph"/>
+      </w:pPr>
+    </w:p>
+    <w:p>
+      <w:pPr>
+        <w:pStyle w:val="ListParagraph"/>
+        <w:numPr>
+          <w:ilvl w:val="1"/>
+          <w:numId w:val="1"/>
+        </w:numPr>
+      </w:pPr>
+      <w:r>
+        <w:t xml:space="preserve">Draw histogram of p-values for each comparison. </w:t>
+      </w:r>
+    </w:p>
+    <w:p>
+      <w:pPr>
+        <w:pStyle w:val="ListParagraph"/>
+      </w:pPr>
+    </w:p>
+    <w:p>
+      <w:pPr>
+        <w:pStyle w:val="ListParagraph"/>
+        <w:numPr>
+          <w:ilvl w:val="1"/>
+          <w:numId w:val="1"/>
+        </w:numPr>
+      </w:pPr>
+      <w:r>
+        <w:t xml:space="preserve">Try to draw a volcano plot </w:t>
+      </w:r>
+      <w:r>
+        <w:t>for each comparison, which is a scatter plot with x-axis being log</w:t>
+      </w:r>
+      <w:proofErr w:type="gramStart"/>
+      <w:r>
+        <w:t>2( fold</w:t>
+      </w:r>
+      <w:proofErr w:type="gramEnd"/>
+      <w:r>
+        <w:t xml:space="preserve"> change) and y-axis is -log10(p-value). </w:t>
+      </w:r>
+    </w:p>
+    <w:p>
+      <w:pPr>
+        <w:pStyle w:val="ListParagraph"/>
+      </w:pPr>
+    </w:p>
+    <w:p>
+      <w:pPr>
+        <w:pStyle w:val="ListParagraph"/>
+        <w:numPr>
+          <w:ilvl w:val="1"/>
+          <w:numId w:val="1"/>
+        </w:numPr>
+      </w:pPr>
+      <w:r>
+        <w:t xml:space="preserve">Select </w:t>
+      </w:r>
+      <w:r>
+        <w:t>around 60</w:t>
+      </w:r>
+      <w:r>
+        <w:t xml:space="preserve"> genes per cell type. Select those genes </w:t>
+      </w:r>
+      <w:r>
+        <w:t>smallest p-value and fold change, by scanning a series of percentiles. For example, for 1 percentile, we select the intersection of the genes with p-value &lt; 1 percentile and fold change smaller than 1 percentile. Choose the percentile that gives use between 55 and 65 genes. Check how many genes are selected by more than one cell type</w:t>
+      </w:r>
+      <w:r>
+        <w:t>.</w:t>
+      </w:r>
+    </w:p>
+    <w:p>
+      <w:pPr>
+        <w:pStyle w:val="ListParagraph"/>
+      </w:pPr>
+    </w:p>
+    <w:p>
+      <w:pPr>
+        <w:pStyle w:val="ListParagraph"/>
+        <w:ind w:left="1440"/>
+      </w:pPr>
+    </w:p>
+    <w:p>
+      <w:pPr>
+        <w:pStyle w:val="ListParagraph"/>
+        <w:numPr>
+          <w:ilvl w:val="0"/>
+          <w:numId w:val="1"/>
+        </w:numPr>
+      </w:pPr>
+      <w:r>
+        <w:t xml:space="preserve">Use the </w:t>
       </w:r>
       <w:proofErr w:type="spellStart"/>
       <w:r>
-        <w:t>u_O</w:t>
+        <w:t>scRNAseq</w:t>
       </w:r>
       <w:proofErr w:type="spellEnd"/>
       <w:r>
-        <w:t>/</w:t>
+        <w:t xml:space="preserve"> data to define cell types and estimate the proportion of those cell types in bulk tumor. </w:t>
+      </w:r>
+    </w:p>
+    <w:p>
+      <w:pPr>
+        <w:pStyle w:val="ListParagraph"/>
+        <w:numPr>
+          <w:ilvl w:val="1"/>
+          <w:numId w:val="1"/>
+        </w:numPr>
+      </w:pPr>
+      <w:r>
+        <w:t xml:space="preserve">Read CIBERSORT/CIBERSORTx </w:t>
+      </w:r>
+      <w:proofErr w:type="gramStart"/>
+      <w:r>
+        <w:t>paper, and</w:t>
+      </w:r>
+      <w:proofErr w:type="gramEnd"/>
+      <w:r>
+        <w:t xml:space="preserve"> </w:t>
       </w:r>
       <w:proofErr w:type="spellStart"/>
       <w:r>
-        <w:t>u_B</w:t>
+        <w:t>ICeD</w:t>
       </w:r>
       <w:proofErr w:type="spellEnd"/>
       <w:r>
-        <w:t xml:space="preserve">, assuming </w:t>
-      </w:r>
-      <w:proofErr w:type="spellStart"/>
-      <w:r>
-        <w:t>u_B</w:t>
-      </w:r>
-      <w:proofErr w:type="spellEnd"/>
-      <w:r>
-        <w:t xml:space="preserve"> is larger than 0. </w:t>
-      </w:r>
-    </w:p>
-    <w:p>
-      <w:pPr>
-        <w:pStyle w:val="ListParagraph"/>
-        <w:ind w:left="1440"/>
-      </w:pPr>
+        <w:t>-T paper.</w:t>
+      </w:r>
     </w:p>
     <w:p>
       <w:pPr>
@@ -1076,135 +1240,7 @@
         </w:numPr>
       </w:pPr>
       <w:r>
-        <w:t>Just use around top 10,000 genes for testing by MAST</w:t>
-      </w:r>
-    </w:p>
-    <w:p>
-      <w:pPr>
-        <w:pStyle w:val="ListParagraph"/>
-      </w:pPr>
-    </w:p>
-    <w:p>
-      <w:pPr>
-        <w:pStyle w:val="ListParagraph"/>
-        <w:numPr>
-          <w:ilvl w:val="1"/>
-          <w:numId w:val="1"/>
-        </w:numPr>
-      </w:pPr>
-      <w:r>
-        <w:t xml:space="preserve">Draw histogram of p-values for each comparison. </w:t>
-      </w:r>
-    </w:p>
-    <w:p>
-      <w:pPr>
-        <w:pStyle w:val="ListParagraph"/>
-      </w:pPr>
-    </w:p>
-    <w:p>
-      <w:pPr>
-        <w:pStyle w:val="ListParagraph"/>
-        <w:numPr>
-          <w:ilvl w:val="1"/>
-          <w:numId w:val="1"/>
-        </w:numPr>
-      </w:pPr>
-      <w:r>
-        <w:t xml:space="preserve">Try to draw a volcano plot </w:t>
-      </w:r>
-      <w:r>
-        <w:t>for each comparison, which is a scatter plot with x-axis being log</w:t>
-      </w:r>
-      <w:proofErr w:type="gramStart"/>
-      <w:r>
-        <w:t>2( fold</w:t>
-      </w:r>
-      <w:proofErr w:type="gramEnd"/>
-      <w:r>
-        <w:t xml:space="preserve"> change) and y-axis is -log10(p-value). </w:t>
-      </w:r>
-    </w:p>
-    <w:p/>
-    <w:p>
-      <w:pPr>
-        <w:pStyle w:val="ListParagraph"/>
-        <w:ind w:left="1440"/>
-      </w:pPr>
-    </w:p>
-    <w:p>
-      <w:pPr>
-        <w:pStyle w:val="ListParagraph"/>
-        <w:numPr>
-          <w:ilvl w:val="0"/>
-          <w:numId w:val="1"/>
-        </w:numPr>
-      </w:pPr>
-      <w:r>
-        <w:t xml:space="preserve">Use the </w:t>
-      </w:r>
-      <w:proofErr w:type="spellStart"/>
-      <w:r>
-        <w:t>scRNAseq</w:t>
-      </w:r>
-      <w:proofErr w:type="spellEnd"/>
-      <w:r>
-        <w:t xml:space="preserve"> data to define cell types and estimate the proportion of those cell types in bulk tumor. </w:t>
-      </w:r>
-    </w:p>
-    <w:p>
-      <w:pPr>
-        <w:pStyle w:val="ListParagraph"/>
-        <w:numPr>
-          <w:ilvl w:val="1"/>
-          <w:numId w:val="1"/>
-        </w:numPr>
-      </w:pPr>
-      <w:r>
-        <w:t>Read CIBERSORT/</w:t>
-      </w:r>
-      <w:proofErr w:type="spellStart"/>
-      <w:r>
-        <w:t>CIBERSORTx</w:t>
-      </w:r>
-      <w:proofErr w:type="spellEnd"/>
-      <w:r>
-        <w:t xml:space="preserve"> </w:t>
-      </w:r>
-      <w:proofErr w:type="gramStart"/>
-      <w:r>
-        <w:t>paper, and</w:t>
-      </w:r>
-      <w:proofErr w:type="gramEnd"/>
-      <w:r>
-        <w:t xml:space="preserve"> </w:t>
-      </w:r>
-      <w:proofErr w:type="spellStart"/>
-      <w:r>
-        <w:t>ICeD</w:t>
-      </w:r>
-      <w:proofErr w:type="spellEnd"/>
-      <w:r>
-        <w:t>-T paper.</w:t>
-      </w:r>
-    </w:p>
-    <w:p>
-      <w:pPr>
-        <w:pStyle w:val="ListParagraph"/>
-        <w:numPr>
-          <w:ilvl w:val="1"/>
-          <w:numId w:val="1"/>
-        </w:numPr>
-      </w:pPr>
-      <w:r>
-        <w:t xml:space="preserve">Apply </w:t>
-      </w:r>
-      <w:proofErr w:type="spellStart"/>
-      <w:r>
-        <w:t>CIBERSORTx</w:t>
-      </w:r>
-      <w:proofErr w:type="spellEnd"/>
-      <w:r>
-        <w:t xml:space="preserve"> and </w:t>
+        <w:t xml:space="preserve">Apply CIBERSORTx and </w:t>
       </w:r>
       <w:proofErr w:type="spellStart"/>
       <w:r>

--- a/_notes/to_do_RC.docx
+++ b/_notes/to_do_RC.docx
@@ -1006,7 +1006,10 @@
         </w:numPr>
       </w:pPr>
       <w:r>
-        <w:t xml:space="preserve">Do differential expression analysis to identify genes that are differentially expressed in each cell type. </w:t>
+        <w:t>Do differential expression analysis to identify genes that are differentially expressed in each cell type</w:t>
+      </w:r>
+      <w:r>
+        <w:t xml:space="preserve"> to obtain a signature matrix.</w:t>
       </w:r>
     </w:p>
     <w:p>
@@ -1157,16 +1160,7 @@
         </w:numPr>
       </w:pPr>
       <w:r>
-        <w:t xml:space="preserve">Select </w:t>
-      </w:r>
-      <w:r>
-        <w:t>around 60</w:t>
-      </w:r>
-      <w:r>
-        <w:t xml:space="preserve"> genes per cell type. Select those genes </w:t>
-      </w:r>
-      <w:r>
-        <w:t>smallest p-value and fold change, by scanning a series of percentiles. For example, for 1 percentile, we select the intersection of the genes with p-value &lt; 1 percentile and fold change smaller than 1 percentile. Choose the percentile that gives use between 55 and 65 genes. Check how many genes are selected by more than one cell type</w:t>
+        <w:t>Select around 60 genes per cell type. Select those genes smallest p-value and fold change, by scanning a series of percentiles. For example, for 1 percentile, we select the intersection of the genes with p-value &lt; 1 percentile and fold change smaller than 1 percentile. Choose the percentile that gives use between 55 and 65 genes. Check how many genes are selected by more than one cell type</w:t>
       </w:r>
       <w:r>
         <w:t>.</w:t>
@@ -1249,6 +1243,188 @@
       <w:proofErr w:type="spellEnd"/>
       <w:r>
         <w:t xml:space="preserve">-T to estimate immune cell compositions using bulk RNA-seq data from The Cancer Genome Atlas. </w:t>
+      </w:r>
+    </w:p>
+    <w:p>
+      <w:pPr>
+        <w:pStyle w:val="ListParagraph"/>
+        <w:numPr>
+          <w:ilvl w:val="1"/>
+          <w:numId w:val="1"/>
+        </w:numPr>
+      </w:pPr>
+      <w:r>
+        <w:t>To process the TCGA data</w:t>
+      </w:r>
+    </w:p>
+    <w:p>
+      <w:pPr>
+        <w:pStyle w:val="ListParagraph"/>
+        <w:numPr>
+          <w:ilvl w:val="2"/>
+          <w:numId w:val="1"/>
+        </w:numPr>
+      </w:pPr>
+      <w:r>
+        <w:t xml:space="preserve">Extract the count per sample and combine them to a matrix with each row being one gene and each column being a sample. The genes are annotated by </w:t>
+      </w:r>
+      <w:proofErr w:type="spellStart"/>
+      <w:r>
+        <w:t>ensembl</w:t>
+      </w:r>
+      <w:proofErr w:type="spellEnd"/>
+      <w:r>
+        <w:t xml:space="preserve"> </w:t>
+      </w:r>
+      <w:r>
+        <w:t xml:space="preserve">gene ID, map them to gene name using the file </w:t>
+      </w:r>
+      <w:r>
+        <w:t>gencode.v22.genes.txt</w:t>
+      </w:r>
+      <w:r>
+        <w:t xml:space="preserve">. The matching may not be one to one. </w:t>
+      </w:r>
+    </w:p>
+    <w:p>
+      <w:pPr>
+        <w:pStyle w:val="ListParagraph"/>
+        <w:numPr>
+          <w:ilvl w:val="2"/>
+          <w:numId w:val="1"/>
+        </w:numPr>
+      </w:pPr>
+      <w:r>
+        <w:lastRenderedPageBreak/>
+        <w:t xml:space="preserve">When doing deconvolution, we need to use the gene names intersection between the bulk RNA-seq data and single cell </w:t>
+      </w:r>
+      <w:proofErr w:type="gramStart"/>
+      <w:r>
+        <w:t>data</w:t>
+      </w:r>
+      <w:r>
+        <w:t>, and</w:t>
+      </w:r>
+      <w:proofErr w:type="gramEnd"/>
+      <w:r>
+        <w:t xml:space="preserve"> use those genes with one-to-one mapping between ID and gene name. </w:t>
+      </w:r>
+    </w:p>
+    <w:p>
+      <w:pPr>
+        <w:pStyle w:val="ListParagraph"/>
+        <w:numPr>
+          <w:ilvl w:val="2"/>
+          <w:numId w:val="1"/>
+        </w:numPr>
+      </w:pPr>
+      <w:r>
+        <w:t xml:space="preserve">To get TPM, </w:t>
+      </w:r>
+      <w:proofErr w:type="spellStart"/>
+      <w:r>
+        <w:t>y_ij</w:t>
+      </w:r>
+      <w:proofErr w:type="spellEnd"/>
+      <w:r>
+        <w:t xml:space="preserve"> is the count for gene j in sample </w:t>
+      </w:r>
+      <w:proofErr w:type="spellStart"/>
+      <w:r>
+        <w:t>i</w:t>
+      </w:r>
+      <w:proofErr w:type="spellEnd"/>
+      <w:r>
+        <w:t xml:space="preserve">, and </w:t>
+      </w:r>
+      <w:proofErr w:type="spellStart"/>
+      <w:r>
+        <w:t>m_j</w:t>
+      </w:r>
+      <w:proofErr w:type="spellEnd"/>
+      <w:r>
+        <w:t xml:space="preserve"> is the gene length for the j-</w:t>
+      </w:r>
+      <w:proofErr w:type="spellStart"/>
+      <w:r>
+        <w:t>th</w:t>
+      </w:r>
+      <w:proofErr w:type="spellEnd"/>
+      <w:r>
+        <w:t xml:space="preserve"> gene. </w:t>
+      </w:r>
+      <w:proofErr w:type="spellStart"/>
+      <w:r>
+        <w:t>T_ij</w:t>
+      </w:r>
+      <w:proofErr w:type="spellEnd"/>
+      <w:r>
+        <w:t xml:space="preserve"> = (</w:t>
+      </w:r>
+      <w:proofErr w:type="spellStart"/>
+      <w:r>
+        <w:t>y_ij</w:t>
+      </w:r>
+      <w:proofErr w:type="spellEnd"/>
+      <w:r>
+        <w:t xml:space="preserve"> / </w:t>
+      </w:r>
+      <w:proofErr w:type="spellStart"/>
+      <w:r>
+        <w:t>m_j</w:t>
+      </w:r>
+      <w:proofErr w:type="spellEnd"/>
+      <w:r>
+        <w:t>), TPM is (10^6*</w:t>
+      </w:r>
+      <w:proofErr w:type="spellStart"/>
+      <w:r>
+        <w:t>T_ij</w:t>
+      </w:r>
+      <w:proofErr w:type="spellEnd"/>
+      <w:r>
+        <w:t>/</w:t>
+      </w:r>
+      <w:proofErr w:type="spellStart"/>
+      <w:r>
+        <w:t>sum_j</w:t>
+      </w:r>
+      <w:proofErr w:type="spellEnd"/>
+      <w:r>
+        <w:t>(</w:t>
+      </w:r>
+      <w:proofErr w:type="spellStart"/>
+      <w:r>
+        <w:t>T_ij</w:t>
+      </w:r>
+      <w:proofErr w:type="spellEnd"/>
+      <w:r>
+        <w:t xml:space="preserve">)). To calculate </w:t>
+      </w:r>
+      <w:proofErr w:type="spellStart"/>
+      <w:r>
+        <w:t>m_j</w:t>
+      </w:r>
+      <w:proofErr w:type="spellEnd"/>
+      <w:r>
+        <w:t xml:space="preserve">, we need to add the length of </w:t>
+      </w:r>
+      <w:proofErr w:type="spellStart"/>
+      <w:r>
+        <w:t>exonic</w:t>
+      </w:r>
+      <w:proofErr w:type="spellEnd"/>
+      <w:r>
+        <w:t xml:space="preserve"> regions of gene j</w:t>
+      </w:r>
+      <w:r>
+        <w:t xml:space="preserve">, which is saved in file </w:t>
+      </w:r>
+      <w:r>
+        <w:t>Gene_Lengths.RData</w:t>
+      </w:r>
+      <w:r>
+        <w:t>.</w:t>
       </w:r>
     </w:p>
     <w:p>

--- a/_notes/to_do_RC.docx
+++ b/_notes/to_do_RC.docx
@@ -1206,7 +1206,15 @@
         </w:numPr>
       </w:pPr>
       <w:r>
-        <w:t xml:space="preserve">Read CIBERSORT/CIBERSORTx </w:t>
+        <w:t>Read CIBERSORT/</w:t>
+      </w:r>
+      <w:proofErr w:type="spellStart"/>
+      <w:r>
+        <w:t>CIBERSORTx</w:t>
+      </w:r>
+      <w:proofErr w:type="spellEnd"/>
+      <w:r>
+        <w:t xml:space="preserve"> </w:t>
       </w:r>
       <w:proofErr w:type="gramStart"/>
       <w:r>
@@ -1234,7 +1242,15 @@
         </w:numPr>
       </w:pPr>
       <w:r>
-        <w:t xml:space="preserve">Apply CIBERSORTx and </w:t>
+        <w:t xml:space="preserve">Apply </w:t>
+      </w:r>
+      <w:proofErr w:type="spellStart"/>
+      <w:r>
+        <w:t>CIBERSORTx</w:t>
+      </w:r>
+      <w:proofErr w:type="spellEnd"/>
+      <w:r>
+        <w:t xml:space="preserve"> and </w:t>
       </w:r>
       <w:proofErr w:type="spellStart"/>
       <w:r>
@@ -1296,10 +1312,19 @@
       </w:pPr>
       <w:r>
         <w:lastRenderedPageBreak/>
-        <w:t xml:space="preserve">When doing deconvolution, we need to use the gene names intersection between the bulk RNA-seq data and single cell </w:t>
+        <w:t xml:space="preserve">When doing deconvolution, we need to use the </w:t>
+      </w:r>
+      <w:r>
+        <w:rPr>
+          <w:color w:val="FF0000"/>
+        </w:rPr>
+        <w:t xml:space="preserve">gene names intersection between the bulk RNA-seq data and single cell </w:t>
       </w:r>
       <w:proofErr w:type="gramStart"/>
       <w:r>
+        <w:rPr>
+          <w:color w:val="FF0000"/>
+        </w:rPr>
         <w:t>data</w:t>
       </w:r>
       <w:r>
